--- a/BaseDados/2025115671_franciscoMartins/baseDados_franciscoMartins_2025115671.docx
+++ b/BaseDados/2025115671_franciscoMartins/baseDados_franciscoMartins_2025115671.docx
@@ -4552,7 +4552,19 @@
           <w:lang w:val="en-US"/>
         </w:rPr>
         <w:tab/>
-        <w:t>custumers            pets</w:t>
+        <w:t>cust</w:t>
+      </w:r>
+      <w:r>
+        <w:rPr>
+          <w:lang w:val="en-US"/>
+        </w:rPr>
+        <w:t>o</w:t>
+      </w:r>
+      <w:r>
+        <w:rPr>
+          <w:lang w:val="en-US"/>
+        </w:rPr>
+        <w:t>mers            pets</w:t>
       </w:r>
     </w:p>
     <w:p>
@@ -4839,7 +4851,19 @@
           <w:lang w:val="en-US"/>
         </w:rPr>
         <w:tab/>
-        <w:t xml:space="preserve">      pets                  custumers</w:t>
+        <w:t xml:space="preserve">      pets                  cust</w:t>
+      </w:r>
+      <w:r>
+        <w:rPr>
+          <w:lang w:val="en-US"/>
+        </w:rPr>
+        <w:t>o</w:t>
+      </w:r>
+      <w:r>
+        <w:rPr>
+          <w:lang w:val="en-US"/>
+        </w:rPr>
+        <w:t>mers</w:t>
       </w:r>
     </w:p>
     <w:p>
@@ -5454,7 +5478,13 @@
           </w:tcPr>
           <w:p>
             <w:r>
-              <w:t>varchar(255)</w:t>
+              <w:t>varchar(25</w:t>
+            </w:r>
+            <w:r>
+              <w:t>6</w:t>
+            </w:r>
+            <w:r>
+              <w:t>)</w:t>
             </w:r>
           </w:p>
         </w:tc>
@@ -5513,7 +5543,7 @@
           </w:tcPr>
           <w:p>
             <w:r>
-              <w:t>enum</w:t>
+              <w:t>varchar(255)</w:t>
             </w:r>
           </w:p>
         </w:tc>
@@ -5627,7 +5657,11 @@
           <w:tcPr>
             <w:tcW w:w="1557" w:type="dxa"/>
           </w:tcPr>
-          <w:p/>
+          <w:p>
+            <w:r>
+              <w:t>enum</w:t>
+            </w:r>
+          </w:p>
         </w:tc>
         <w:tc>
           <w:tcPr>
@@ -6544,11 +6578,7 @@
           <w:tcPr>
             <w:tcW w:w="1722" w:type="dxa"/>
           </w:tcPr>
-          <w:p>
-            <w:r>
-              <w:t>Chave estrangeira</w:t>
-            </w:r>
-          </w:p>
+          <w:p/>
         </w:tc>
       </w:tr>
       <w:tr>
@@ -7635,7 +7665,17 @@
       </w:tr>
     </w:tbl>
     <w:p>
-      <w:r>
+      <w:pPr>
+        <w:rPr>
+          <w:b/>
+          <w:bCs/>
+        </w:rPr>
+      </w:pPr>
+      <w:r>
+        <w:rPr>
+          <w:b/>
+          <w:bCs/>
+        </w:rPr>
         <w:lastRenderedPageBreak/>
         <w:t>events</w:t>
       </w:r>
@@ -8303,11 +8343,18 @@
     </w:tbl>
     <w:p/>
     <w:p>
-      <w:r>
-        <w:t>a</w:t>
-      </w:r>
-      <w:r>
-        <w:t>ppointments</w:t>
+      <w:pPr>
+        <w:rPr>
+          <w:b/>
+          <w:bCs/>
+        </w:rPr>
+      </w:pPr>
+      <w:r>
+        <w:rPr>
+          <w:b/>
+          <w:bCs/>
+        </w:rPr>
+        <w:t>appointments</w:t>
       </w:r>
     </w:p>
     <w:tbl>
@@ -8763,12 +8810,19 @@
     <w:p/>
     <w:p/>
     <w:p>
-      <w:r>
+      <w:pPr>
+        <w:rPr>
+          <w:b/>
+          <w:bCs/>
+        </w:rPr>
+      </w:pPr>
+      <w:r>
+        <w:rPr>
+          <w:b/>
+          <w:bCs/>
+        </w:rPr>
         <w:lastRenderedPageBreak/>
-        <w:t>r</w:t>
-      </w:r>
-      <w:r>
-        <w:t>esults</w:t>
+        <w:t>results</w:t>
       </w:r>
     </w:p>
     <w:tbl>
@@ -9502,11 +9556,18 @@
     </w:tbl>
     <w:p/>
     <w:p>
-      <w:r>
-        <w:t>s</w:t>
-      </w:r>
-      <w:r>
-        <w:t>pecies</w:t>
+      <w:pPr>
+        <w:rPr>
+          <w:b/>
+          <w:bCs/>
+        </w:rPr>
+      </w:pPr>
+      <w:r>
+        <w:rPr>
+          <w:b/>
+          <w:bCs/>
+        </w:rPr>
+        <w:t>species</w:t>
       </w:r>
     </w:p>
     <w:tbl>
@@ -9715,11 +9776,18 @@
     </w:tbl>
     <w:p/>
     <w:p>
-      <w:r>
-        <w:t>b</w:t>
-      </w:r>
-      <w:r>
-        <w:t>reeds</w:t>
+      <w:pPr>
+        <w:rPr>
+          <w:b/>
+          <w:bCs/>
+        </w:rPr>
+      </w:pPr>
+      <w:r>
+        <w:rPr>
+          <w:b/>
+          <w:bCs/>
+        </w:rPr>
+        <w:t>breeds</w:t>
       </w:r>
     </w:p>
     <w:tbl>
@@ -9990,12 +10058,19 @@
     <w:p/>
     <w:p/>
     <w:p>
-      <w:r>
+      <w:pPr>
+        <w:rPr>
+          <w:b/>
+          <w:bCs/>
+        </w:rPr>
+      </w:pPr>
+      <w:r>
+        <w:rPr>
+          <w:b/>
+          <w:bCs/>
+        </w:rPr>
         <w:lastRenderedPageBreak/>
-        <w:t>c</w:t>
-      </w:r>
-      <w:r>
-        <w:t>ustomers</w:t>
+        <w:t>customers</w:t>
       </w:r>
     </w:p>
     <w:tbl>
@@ -10262,11 +10337,18 @@
     </w:tbl>
     <w:p/>
     <w:p>
-      <w:r>
-        <w:t>p</w:t>
-      </w:r>
-      <w:r>
-        <w:t>ets</w:t>
+      <w:pPr>
+        <w:rPr>
+          <w:b/>
+          <w:bCs/>
+        </w:rPr>
+      </w:pPr>
+      <w:r>
+        <w:rPr>
+          <w:b/>
+          <w:bCs/>
+        </w:rPr>
+        <w:t>pets</w:t>
       </w:r>
     </w:p>
     <w:tbl>
@@ -10894,12 +10976,19 @@
     <w:p/>
     <w:p/>
     <w:p>
-      <w:r>
+      <w:pPr>
+        <w:rPr>
+          <w:b/>
+          <w:bCs/>
+        </w:rPr>
+      </w:pPr>
+      <w:r>
+        <w:rPr>
+          <w:b/>
+          <w:bCs/>
+        </w:rPr>
         <w:lastRenderedPageBreak/>
-        <w:t>a</w:t>
-      </w:r>
-      <w:r>
-        <w:t>doption_processes</w:t>
+        <w:t>adoption_processes</w:t>
       </w:r>
     </w:p>
     <w:tbl>
@@ -11402,11 +11491,18 @@
     </w:tbl>
     <w:p/>
     <w:p>
-      <w:r>
-        <w:t>l</w:t>
-      </w:r>
-      <w:r>
-        <w:t>ost_animals</w:t>
+      <w:pPr>
+        <w:rPr>
+          <w:b/>
+          <w:bCs/>
+        </w:rPr>
+      </w:pPr>
+      <w:r>
+        <w:rPr>
+          <w:b/>
+          <w:bCs/>
+        </w:rPr>
+        <w:t>lost_animals</w:t>
       </w:r>
     </w:p>
     <w:tbl>
@@ -11752,7 +11848,7 @@
           </w:tcPr>
           <w:p>
             <w:r>
-              <w:t>Começou adoção</w:t>
+              <w:t>Data de perdido</w:t>
             </w:r>
           </w:p>
         </w:tc>
@@ -11810,7 +11906,7 @@
           </w:tcPr>
           <w:p>
             <w:r>
-              <w:t>Acabou a adoção</w:t>
+              <w:t>Detalhes da perda</w:t>
             </w:r>
           </w:p>
         </w:tc>
@@ -11868,7 +11964,7 @@
           </w:tcPr>
           <w:p>
             <w:r>
-              <w:t>notas</w:t>
+              <w:t>Se está resgatado</w:t>
             </w:r>
           </w:p>
         </w:tc>
@@ -13435,14 +13531,18 @@
   <w:rsids>
     <w:rsidRoot w:val="001C1F42"/>
     <w:rsid w:val="000D5BDE"/>
+    <w:rsid w:val="00145073"/>
     <w:rsid w:val="001C1F42"/>
     <w:rsid w:val="005C505F"/>
     <w:rsid w:val="006139D7"/>
+    <w:rsid w:val="008705C7"/>
     <w:rsid w:val="008C01CC"/>
     <w:rsid w:val="00CB3A63"/>
+    <w:rsid w:val="00D77EC1"/>
     <w:rsid w:val="00DD7E0F"/>
     <w:rsid w:val="00F61BF9"/>
     <w:rsid w:val="00FB22B7"/>
+    <w:rsid w:val="00FC6FF2"/>
   </w:rsids>
   <m:mathPr>
     <m:mathFont m:val="Cambria Math"/>

--- a/BaseDados/2025115671_franciscoMartins/baseDados_franciscoMartins_2025115671.docx
+++ b/BaseDados/2025115671_franciscoMartins/baseDados_franciscoMartins_2025115671.docx
@@ -1092,10 +1092,10 @@
           <w:lang w:eastAsia="pt-PT"/>
         </w:rPr>
         <w:drawing>
-          <wp:inline distT="0" distB="0" distL="0" distR="0" wp14:anchorId="2207C3F1" wp14:editId="1EF4A974">
-            <wp:extent cx="5394960" cy="4808220"/>
+          <wp:inline distT="0" distB="0" distL="0" distR="0" wp14:anchorId="1B708C7B" wp14:editId="02A30664">
+            <wp:extent cx="5392420" cy="4806315"/>
             <wp:effectExtent l="0" t="0" r="0" b="0"/>
-            <wp:docPr id="1411990409" name="Imagem 6"/>
+            <wp:docPr id="1972360581" name="Imagem 25"/>
             <wp:cNvGraphicFramePr>
               <a:graphicFrameLocks xmlns:a="http://schemas.openxmlformats.org/drawingml/2006/main" noChangeAspect="1"/>
             </wp:cNvGraphicFramePr>
@@ -1124,7 +1124,7 @@
                   <pic:spPr bwMode="auto">
                     <a:xfrm>
                       <a:off x="0" y="0"/>
-                      <a:ext cx="5394960" cy="4808220"/>
+                      <a:ext cx="5392420" cy="4806315"/>
                     </a:xfrm>
                     <a:prstGeom prst="rect">
                       <a:avLst/>
@@ -13530,6 +13530,7 @@
   </w:compat>
   <w:rsids>
     <w:rsidRoot w:val="001C1F42"/>
+    <w:rsid w:val="00015EF0"/>
     <w:rsid w:val="000D5BDE"/>
     <w:rsid w:val="00145073"/>
     <w:rsid w:val="001C1F42"/>
@@ -13541,6 +13542,7 @@
     <w:rsid w:val="00D77EC1"/>
     <w:rsid w:val="00DD7E0F"/>
     <w:rsid w:val="00F61BF9"/>
+    <w:rsid w:val="00F9114A"/>
     <w:rsid w:val="00FB22B7"/>
     <w:rsid w:val="00FC6FF2"/>
   </w:rsids>

--- a/BaseDados/2025115671_franciscoMartins/baseDados_franciscoMartins_2025115671.docx
+++ b/BaseDados/2025115671_franciscoMartins/baseDados_franciscoMartins_2025115671.docx
@@ -525,12 +525,16 @@
       <w:pPr>
         <w:pStyle w:val="ndice1"/>
         <w:tabs>
-          <w:tab w:val="left" w:pos="440"/>
+          <w:tab w:val="left" w:pos="480"/>
           <w:tab w:val="right" w:leader="dot" w:pos="8494"/>
         </w:tabs>
         <w:rPr>
           <w:rFonts w:eastAsiaTheme="minorEastAsia"/>
+          <w:kern w:val="2"/>
+          <w:sz w:val="24"/>
+          <w:szCs w:val="24"/>
           <w:lang w:eastAsia="pt-PT"/>
+          <w14:ligatures w14:val="standardContextual"/>
         </w:rPr>
       </w:pPr>
       <w:r>
@@ -542,7 +546,7 @@
       <w:r>
         <w:fldChar w:fldCharType="separate"/>
       </w:r>
-      <w:hyperlink w:anchor="_Toc196814497" w:history="1">
+      <w:hyperlink w:anchor="_Toc228909252" w:history="1">
         <w:r>
           <w:rPr>
             <w:rStyle w:val="Hiperligao"/>
@@ -552,7 +556,11 @@
         <w:r>
           <w:rPr>
             <w:rFonts w:eastAsiaTheme="minorEastAsia"/>
+            <w:kern w:val="2"/>
+            <w:sz w:val="24"/>
+            <w:szCs w:val="24"/>
             <w:lang w:eastAsia="pt-PT"/>
+            <w14:ligatures w14:val="standardContextual"/>
           </w:rPr>
           <w:tab/>
         </w:r>
@@ -578,7 +586,7 @@
           <w:rPr>
             <w:webHidden/>
           </w:rPr>
-          <w:instrText xml:space="preserve"> PAGEREF _Toc196814497 \h </w:instrText>
+          <w:instrText xml:space="preserve"> PAGEREF _Toc228909252 \h </w:instrText>
         </w:r>
         <w:r>
           <w:rPr>
@@ -609,15 +617,19 @@
       <w:pPr>
         <w:pStyle w:val="ndice1"/>
         <w:tabs>
-          <w:tab w:val="left" w:pos="440"/>
+          <w:tab w:val="left" w:pos="480"/>
           <w:tab w:val="right" w:leader="dot" w:pos="8494"/>
         </w:tabs>
         <w:rPr>
           <w:rFonts w:eastAsiaTheme="minorEastAsia"/>
+          <w:kern w:val="2"/>
+          <w:sz w:val="24"/>
+          <w:szCs w:val="24"/>
           <w:lang w:eastAsia="pt-PT"/>
+          <w14:ligatures w14:val="standardContextual"/>
         </w:rPr>
       </w:pPr>
-      <w:hyperlink w:anchor="_Toc196814498" w:history="1">
+      <w:hyperlink w:anchor="_Toc228909253" w:history="1">
         <w:r>
           <w:rPr>
             <w:rStyle w:val="Hiperligao"/>
@@ -627,7 +639,11 @@
         <w:r>
           <w:rPr>
             <w:rFonts w:eastAsiaTheme="minorEastAsia"/>
+            <w:kern w:val="2"/>
+            <w:sz w:val="24"/>
+            <w:szCs w:val="24"/>
             <w:lang w:eastAsia="pt-PT"/>
+            <w14:ligatures w14:val="standardContextual"/>
           </w:rPr>
           <w:tab/>
         </w:r>
@@ -653,7 +669,7 @@
           <w:rPr>
             <w:webHidden/>
           </w:rPr>
-          <w:instrText xml:space="preserve"> PAGEREF _Toc196814498 \h </w:instrText>
+          <w:instrText xml:space="preserve"> PAGEREF _Toc228909253 \h </w:instrText>
         </w:r>
         <w:r>
           <w:rPr>
@@ -670,7 +686,7 @@
           <w:rPr>
             <w:webHidden/>
           </w:rPr>
-          <w:t>2</w:t>
+          <w:t>3</w:t>
         </w:r>
         <w:r>
           <w:rPr>
@@ -684,15 +700,19 @@
       <w:pPr>
         <w:pStyle w:val="ndice1"/>
         <w:tabs>
-          <w:tab w:val="left" w:pos="440"/>
+          <w:tab w:val="left" w:pos="480"/>
           <w:tab w:val="right" w:leader="dot" w:pos="8494"/>
         </w:tabs>
         <w:rPr>
           <w:rFonts w:eastAsiaTheme="minorEastAsia"/>
+          <w:kern w:val="2"/>
+          <w:sz w:val="24"/>
+          <w:szCs w:val="24"/>
           <w:lang w:eastAsia="pt-PT"/>
+          <w14:ligatures w14:val="standardContextual"/>
         </w:rPr>
       </w:pPr>
-      <w:hyperlink w:anchor="_Toc196814499" w:history="1">
+      <w:hyperlink w:anchor="_Toc228909254" w:history="1">
         <w:r>
           <w:rPr>
             <w:rStyle w:val="Hiperligao"/>
@@ -702,7 +722,11 @@
         <w:r>
           <w:rPr>
             <w:rFonts w:eastAsiaTheme="minorEastAsia"/>
+            <w:kern w:val="2"/>
+            <w:sz w:val="24"/>
+            <w:szCs w:val="24"/>
             <w:lang w:eastAsia="pt-PT"/>
+            <w14:ligatures w14:val="standardContextual"/>
           </w:rPr>
           <w:tab/>
         </w:r>
@@ -728,7 +752,7 @@
           <w:rPr>
             <w:webHidden/>
           </w:rPr>
-          <w:instrText xml:space="preserve"> PAGEREF _Toc196814499 \h </w:instrText>
+          <w:instrText xml:space="preserve"> PAGEREF _Toc228909254 \h </w:instrText>
         </w:r>
         <w:r>
           <w:rPr>
@@ -745,7 +769,7 @@
           <w:rPr>
             <w:webHidden/>
           </w:rPr>
-          <w:t>2</w:t>
+          <w:t>4</w:t>
         </w:r>
         <w:r>
           <w:rPr>
@@ -759,15 +783,19 @@
       <w:pPr>
         <w:pStyle w:val="ndice1"/>
         <w:tabs>
-          <w:tab w:val="left" w:pos="440"/>
+          <w:tab w:val="left" w:pos="480"/>
           <w:tab w:val="right" w:leader="dot" w:pos="8494"/>
         </w:tabs>
         <w:rPr>
           <w:rFonts w:eastAsiaTheme="minorEastAsia"/>
+          <w:kern w:val="2"/>
+          <w:sz w:val="24"/>
+          <w:szCs w:val="24"/>
           <w:lang w:eastAsia="pt-PT"/>
+          <w14:ligatures w14:val="standardContextual"/>
         </w:rPr>
       </w:pPr>
-      <w:hyperlink w:anchor="_Toc196814500" w:history="1">
+      <w:hyperlink w:anchor="_Toc228909255" w:history="1">
         <w:r>
           <w:rPr>
             <w:rStyle w:val="Hiperligao"/>
@@ -777,7 +805,11 @@
         <w:r>
           <w:rPr>
             <w:rFonts w:eastAsiaTheme="minorEastAsia"/>
+            <w:kern w:val="2"/>
+            <w:sz w:val="24"/>
+            <w:szCs w:val="24"/>
             <w:lang w:eastAsia="pt-PT"/>
+            <w14:ligatures w14:val="standardContextual"/>
           </w:rPr>
           <w:tab/>
         </w:r>
@@ -803,7 +835,7 @@
           <w:rPr>
             <w:webHidden/>
           </w:rPr>
-          <w:instrText xml:space="preserve"> PAGEREF _Toc196814500 \h </w:instrText>
+          <w:instrText xml:space="preserve"> PAGEREF _Toc228909255 \h </w:instrText>
         </w:r>
         <w:r>
           <w:rPr>
@@ -820,7 +852,7 @@
           <w:rPr>
             <w:webHidden/>
           </w:rPr>
-          <w:t>2</w:t>
+          <w:t>6</w:t>
         </w:r>
         <w:r>
           <w:rPr>
@@ -834,15 +866,19 @@
       <w:pPr>
         <w:pStyle w:val="ndice1"/>
         <w:tabs>
-          <w:tab w:val="left" w:pos="440"/>
+          <w:tab w:val="left" w:pos="480"/>
           <w:tab w:val="right" w:leader="dot" w:pos="8494"/>
         </w:tabs>
         <w:rPr>
           <w:rFonts w:eastAsiaTheme="minorEastAsia"/>
+          <w:kern w:val="2"/>
+          <w:sz w:val="24"/>
+          <w:szCs w:val="24"/>
           <w:lang w:eastAsia="pt-PT"/>
+          <w14:ligatures w14:val="standardContextual"/>
         </w:rPr>
       </w:pPr>
-      <w:hyperlink w:anchor="_Toc196814501" w:history="1">
+      <w:hyperlink w:anchor="_Toc228909256" w:history="1">
         <w:r>
           <w:rPr>
             <w:rStyle w:val="Hiperligao"/>
@@ -852,7 +888,11 @@
         <w:r>
           <w:rPr>
             <w:rFonts w:eastAsiaTheme="minorEastAsia"/>
+            <w:kern w:val="2"/>
+            <w:sz w:val="24"/>
+            <w:szCs w:val="24"/>
             <w:lang w:eastAsia="pt-PT"/>
+            <w14:ligatures w14:val="standardContextual"/>
           </w:rPr>
           <w:tab/>
         </w:r>
@@ -878,7 +918,7 @@
           <w:rPr>
             <w:webHidden/>
           </w:rPr>
-          <w:instrText xml:space="preserve"> PAGEREF _Toc196814501 \h </w:instrText>
+          <w:instrText xml:space="preserve"> PAGEREF _Toc228909256 \h </w:instrText>
         </w:r>
         <w:r>
           <w:rPr>
@@ -895,7 +935,7 @@
           <w:rPr>
             <w:webHidden/>
           </w:rPr>
-          <w:t>2</w:t>
+          <w:t>12</w:t>
         </w:r>
         <w:r>
           <w:rPr>
@@ -924,7 +964,7 @@
       <w:pPr>
         <w:pStyle w:val="titulo"/>
       </w:pPr>
-      <w:bookmarkStart w:id="0" w:name="_Toc196814497"/>
+      <w:bookmarkStart w:id="0" w:name="_Toc228909252"/>
       <w:r>
         <w:t>Descrição do Sistema</w:t>
       </w:r>
@@ -1043,7 +1083,7 @@
       <w:pPr>
         <w:pStyle w:val="titulo"/>
       </w:pPr>
-      <w:bookmarkStart w:id="1" w:name="_Toc196814498"/>
+      <w:bookmarkStart w:id="1" w:name="_Toc228909253"/>
       <w:r>
         <w:lastRenderedPageBreak/>
         <w:t>Modelo Conceptual (Diagrama de Entidade Relacionamento</w:t>
@@ -1184,7 +1224,7 @@
       <w:pPr>
         <w:pStyle w:val="titulo"/>
       </w:pPr>
-      <w:bookmarkStart w:id="2" w:name="_Toc196814499"/>
+      <w:bookmarkStart w:id="2" w:name="_Toc228909254"/>
       <w:r>
         <w:lastRenderedPageBreak/>
         <w:t>Modelo Lógico</w:t>
@@ -4997,7 +5037,7 @@
       <w:pPr>
         <w:pStyle w:val="titulo"/>
       </w:pPr>
-      <w:bookmarkStart w:id="3" w:name="_Toc196814500"/>
+      <w:bookmarkStart w:id="3" w:name="_Toc228909255"/>
       <w:r>
         <w:lastRenderedPageBreak/>
         <w:t>Dicionário de Dados</w:t>
@@ -12016,7 +12056,7 @@
       <w:pPr>
         <w:pStyle w:val="titulo"/>
       </w:pPr>
-      <w:bookmarkStart w:id="4" w:name="_Toc196814501"/>
+      <w:bookmarkStart w:id="4" w:name="_Toc228909256"/>
       <w:r>
         <w:lastRenderedPageBreak/>
         <w:t>Modelo F</w:t>
@@ -13538,6 +13578,7 @@
     <w:rsid w:val="006139D7"/>
     <w:rsid w:val="008705C7"/>
     <w:rsid w:val="008C01CC"/>
+    <w:rsid w:val="00C525D1"/>
     <w:rsid w:val="00CB3A63"/>
     <w:rsid w:val="00D77EC1"/>
     <w:rsid w:val="00DD7E0F"/>
@@ -13545,6 +13586,7 @@
     <w:rsid w:val="00F9114A"/>
     <w:rsid w:val="00FB22B7"/>
     <w:rsid w:val="00FC6FF2"/>
+    <w:rsid w:val="00FF5530"/>
   </w:rsids>
   <m:mathPr>
     <m:mathFont m:val="Cambria Math"/>
